--- a/AmshShrestha_S394695/Progress_Report.docx
+++ b/AmshShrestha_S394695/Progress_Report.docx
@@ -2,13 +2,13 @@
 <file path=word/document.xml><?xml version="1.0" encoding="utf-8"?>
 <w:document xmlns:w="http://schemas.openxmlformats.org/wordprocessingml/2006/main" xmlns:m="http://schemas.openxmlformats.org/officeDocument/2006/math" xmlns:r="http://schemas.openxmlformats.org/officeDocument/2006/relationships" xmlns:o="urn:schemas-microsoft-com:office:office" xmlns:v="urn:schemas-microsoft-com:vml" xmlns:w10="urn:schemas-microsoft-com:office:word" xmlns:a="http://schemas.openxmlformats.org/drawingml/2006/main" xmlns:pic="http://schemas.openxmlformats.org/drawingml/2006/picture" xmlns:wp="http://schemas.openxmlformats.org/drawingml/2006/wordprocessingDrawing">
   <w:body>
-    <w:bookmarkStart w:id="16" w:name="splitsync-development-progress-log"/>
+    <w:bookmarkStart w:id="17" w:name="splitsync-technical-documentation"/>
     <w:p>
       <w:pPr>
         <w:pStyle w:val="Heading1"/>
       </w:pPr>
       <w:r>
-        <w:t xml:space="preserve">SplitSync — Development Progress Log</w:t>
+        <w:t xml:space="preserve">SplitSync — Technical Documentation</w:t>
       </w:r>
     </w:p>
     <w:p>
@@ -20,7 +20,7 @@
           <w:i/>
           <w:iCs/>
         </w:rPr>
-        <w:t xml:space="preserve">Amsh Shrestha (S394695). Running technical record of what has been built, by week, as of</w:t>
+        <w:t xml:space="preserve">Amsh Shrestha (S394695), Developer / Report Writer. What has been built so far, organised</w:t>
       </w:r>
       <w:r>
         <w:rPr>
@@ -34,7 +34,7 @@
           <w:i/>
           <w:iCs/>
         </w:rPr>
-        <w:t xml:space="preserve">15 Sept 2026. Source: GitHub commit history and the team’s Trello board — not reconstructed</w:t>
+        <w:t xml:space="preserve">by system rather than by week. Grounded in the current codebase</w:t>
       </w:r>
       <w:r>
         <w:rPr>
@@ -48,7 +48,44 @@
           <w:i/>
           <w:iCs/>
         </w:rPr>
-        <w:t xml:space="preserve">from memory.</w:t>
+        <w:t xml:space="preserve">(</w:t>
+      </w:r>
+      <w:r>
+        <w:rPr>
+          <w:rStyle w:val="VerbatimChar"/>
+          <w:i/>
+          <w:iCs/>
+        </w:rPr>
+        <w:t xml:space="preserve">splitsync/server</w:t>
+      </w:r>
+      <w:r>
+        <w:rPr>
+          <w:i/>
+          <w:iCs/>
+        </w:rPr>
+        <w:t xml:space="preserve">,</w:t>
+      </w:r>
+      <w:r>
+        <w:rPr>
+          <w:i/>
+          <w:iCs/>
+        </w:rPr>
+        <w:t xml:space="preserve"> </w:t>
+      </w:r>
+      <w:r>
+        <w:rPr>
+          <w:rStyle w:val="VerbatimChar"/>
+          <w:i/>
+          <w:iCs/>
+        </w:rPr>
+        <w:t xml:space="preserve">splitsync/client</w:t>
+      </w:r>
+      <w:r>
+        <w:rPr>
+          <w:i/>
+          <w:iCs/>
+        </w:rPr>
+        <w:t xml:space="preserve">) as of 15 Sept 2026.</w:t>
       </w:r>
     </w:p>
     <w:p>
@@ -75,13 +112,13 @@
         <w:t xml:space="preserve">Trello: https://trello.com/b/11CVnhSH/prt585-software-engineering-practice</w:t>
       </w:r>
     </w:p>
-    <w:bookmarkStart w:id="9" w:name="week-02-ideation"/>
+    <w:bookmarkStart w:id="9" w:name="architecture"/>
     <w:p>
       <w:pPr>
         <w:pStyle w:val="Heading2"/>
       </w:pPr>
       <w:r>
-        <w:t xml:space="preserve">Week 02 — Ideation</w:t>
+        <w:t xml:space="preserve">Architecture</w:t>
       </w:r>
     </w:p>
     <w:p>
@@ -92,86 +129,376 @@
           <w:numId w:val="1002"/>
         </w:numPr>
       </w:pPr>
-      <w:r>
-        <w:t xml:space="preserve">Brainstormed candidate projects; researched problems and competitors.</w:t>
-      </w:r>
-    </w:p>
-    <w:p>
-      <w:pPr>
-        <w:pStyle w:val="Compact"/>
-        <w:numPr>
-          <w:ilvl w:val="0"/>
-          <w:numId w:val="1002"/>
-        </w:numPr>
-      </w:pPr>
-      <w:r>
-        <w:t xml:space="preserve">Shortlisted three options: Theatre management system, SplitSync (Splitwise alternative),</w:t>
-      </w:r>
-      <w:r>
-        <w:t xml:space="preserve"> </w:t>
-      </w:r>
-      <w:r>
-        <w:t xml:space="preserve">Art commission platform.</w:t>
-      </w:r>
-    </w:p>
-    <w:p>
-      <w:pPr>
-        <w:pStyle w:val="Compact"/>
-        <w:numPr>
-          <w:ilvl w:val="0"/>
-          <w:numId w:val="1002"/>
-        </w:numPr>
-      </w:pPr>
-      <w:r>
-        <w:t xml:space="preserve">Met as a team to scope requirements and align on direction.</w:t>
-      </w:r>
-    </w:p>
-    <w:bookmarkEnd w:id="9"/>
-    <w:bookmarkStart w:id="10" w:name="week-03-project-selection"/>
-    <w:p>
-      <w:pPr>
-        <w:pStyle w:val="Heading2"/>
-      </w:pPr>
-      <w:r>
-        <w:t xml:space="preserve">Week 03 — Project Selection</w:t>
-      </w:r>
-    </w:p>
-    <w:p>
-      <w:pPr>
-        <w:pStyle w:val="Compact"/>
-        <w:numPr>
-          <w:ilvl w:val="0"/>
-          <w:numId w:val="1003"/>
-        </w:numPr>
-      </w:pPr>
-      <w:r>
-        <w:t xml:space="preserve">Selected</w:t>
-      </w:r>
-      <w:r>
-        <w:t xml:space="preserve"> </w:t>
-      </w:r>
       <w:r>
         <w:rPr>
           <w:b/>
           <w:bCs/>
         </w:rPr>
-        <w:t xml:space="preserve">SplitSync</w:t>
-      </w:r>
-      <w:r>
-        <w:t xml:space="preserve"> </w:t>
-      </w:r>
-      <w:r>
-        <w:t xml:space="preserve">as the project to build.</w:t>
+        <w:t xml:space="preserve">Backend:</w:t>
+      </w:r>
+      <w:r>
+        <w:t xml:space="preserve"> </w:t>
+      </w:r>
+      <w:r>
+        <w:t xml:space="preserve">ASP.NET Core (.NET 10) Web API (</w:t>
+      </w:r>
+      <w:r>
+        <w:rPr>
+          <w:rStyle w:val="VerbatimChar"/>
+        </w:rPr>
+        <w:t xml:space="preserve">SplitSync.Api</w:t>
+      </w:r>
+      <w:r>
+        <w:t xml:space="preserve">), EF Core against PostgreSQL</w:t>
+      </w:r>
+      <w:r>
+        <w:t xml:space="preserve"> </w:t>
+      </w:r>
+      <w:r>
+        <w:t xml:space="preserve">(Supabase), migrations tracked under</w:t>
+      </w:r>
+      <w:r>
+        <w:t xml:space="preserve"> </w:t>
+      </w:r>
+      <w:r>
+        <w:rPr>
+          <w:rStyle w:val="VerbatimChar"/>
+        </w:rPr>
+        <w:t xml:space="preserve">server/Migrations</w:t>
+      </w:r>
+      <w:r>
+        <w:t xml:space="preserve">.</w:t>
+      </w:r>
+    </w:p>
+    <w:p>
+      <w:pPr>
+        <w:pStyle w:val="Compact"/>
+        <w:numPr>
+          <w:ilvl w:val="0"/>
+          <w:numId w:val="1002"/>
+        </w:numPr>
+      </w:pPr>
+      <w:r>
+        <w:rPr>
+          <w:b/>
+          <w:bCs/>
+        </w:rPr>
+        <w:t xml:space="preserve">Frontend:</w:t>
+      </w:r>
+      <w:r>
+        <w:t xml:space="preserve"> </w:t>
+      </w:r>
+      <w:r>
+        <w:t xml:space="preserve">React PWA (</w:t>
+      </w:r>
+      <w:r>
+        <w:rPr>
+          <w:rStyle w:val="VerbatimChar"/>
+        </w:rPr>
+        <w:t xml:space="preserve">client/</w:t>
+      </w:r>
+      <w:r>
+        <w:t xml:space="preserve">), talking to the API via</w:t>
+      </w:r>
+      <w:r>
+        <w:t xml:space="preserve"> </w:t>
+      </w:r>
+      <w:r>
+        <w:rPr>
+          <w:rStyle w:val="VerbatimChar"/>
+        </w:rPr>
+        <w:t xml:space="preserve">lib/api.ts</w:t>
+      </w:r>
+      <w:r>
+        <w:t xml:space="preserve">, session handled</w:t>
+      </w:r>
+      <w:r>
+        <w:t xml:space="preserve"> </w:t>
+      </w:r>
+      <w:r>
+        <w:t xml:space="preserve">in</w:t>
+      </w:r>
+      <w:r>
+        <w:t xml:space="preserve"> </w:t>
+      </w:r>
+      <w:r>
+        <w:rPr>
+          <w:rStyle w:val="VerbatimChar"/>
+        </w:rPr>
+        <w:t xml:space="preserve">lib/session.ts</w:t>
+      </w:r>
+      <w:r>
+        <w:t xml:space="preserve">.</w:t>
+      </w:r>
+    </w:p>
+    <w:p>
+      <w:pPr>
+        <w:pStyle w:val="Compact"/>
+        <w:numPr>
+          <w:ilvl w:val="0"/>
+          <w:numId w:val="1002"/>
+        </w:numPr>
+      </w:pPr>
+      <w:r>
+        <w:rPr>
+          <w:b/>
+          <w:bCs/>
+        </w:rPr>
+        <w:t xml:space="preserve">Auth:</w:t>
+      </w:r>
+      <w:r>
+        <w:t xml:space="preserve"> </w:t>
+      </w:r>
+      <w:r>
+        <w:t xml:space="preserve">ASP.NET Core Identity (</w:t>
+      </w:r>
+      <w:r>
+        <w:rPr>
+          <w:rStyle w:val="VerbatimChar"/>
+        </w:rPr>
+        <w:t xml:space="preserve">IdentityCore&lt;AppUser&gt;</w:t>
+      </w:r>
+      <w:r>
+        <w:t xml:space="preserve">) issuing JWTs, validated on every</w:t>
+      </w:r>
+      <w:r>
+        <w:t xml:space="preserve"> </w:t>
+      </w:r>
+      <w:r>
+        <w:t xml:space="preserve">request via</w:t>
+      </w:r>
+      <w:r>
+        <w:t xml:space="preserve"> </w:t>
+      </w:r>
+      <w:r>
+        <w:rPr>
+          <w:rStyle w:val="VerbatimChar"/>
+        </w:rPr>
+        <w:t xml:space="preserve">AddJwtBearer</w:t>
+      </w:r>
+      <w:r>
+        <w:t xml:space="preserve">. All controllers except</w:t>
+      </w:r>
+      <w:r>
+        <w:t xml:space="preserve"> </w:t>
+      </w:r>
+      <w:r>
+        <w:rPr>
+          <w:rStyle w:val="VerbatimChar"/>
+        </w:rPr>
+        <w:t xml:space="preserve">AuthController</w:t>
+      </w:r>
+      <w:r>
+        <w:t xml:space="preserve">’s register/login are</w:t>
+      </w:r>
+      <w:r>
+        <w:t xml:space="preserve"> </w:t>
+      </w:r>
+      <w:r>
+        <w:rPr>
+          <w:rStyle w:val="VerbatimChar"/>
+        </w:rPr>
+        <w:t xml:space="preserve">[Authorize]</w:t>
+      </w:r>
+      <w:r>
+        <w:t xml:space="preserve">-gated.</w:t>
+      </w:r>
+    </w:p>
+    <w:bookmarkEnd w:id="9"/>
+    <w:bookmarkStart w:id="10" w:name="authentication-authcontroller"/>
+    <w:p>
+      <w:pPr>
+        <w:pStyle w:val="Heading2"/>
+      </w:pPr>
+      <w:r>
+        <w:t xml:space="preserve">Authentication (</w:t>
+      </w:r>
+      <w:r>
+        <w:rPr>
+          <w:rStyle w:val="VerbatimChar"/>
+        </w:rPr>
+        <w:t xml:space="preserve">AuthController</w:t>
+      </w:r>
+      <w:r>
+        <w:t xml:space="preserve">)</w:t>
+      </w:r>
+    </w:p>
+    <w:p>
+      <w:pPr>
+        <w:pStyle w:val="Compact"/>
+        <w:numPr>
+          <w:ilvl w:val="0"/>
+          <w:numId w:val="1003"/>
+        </w:numPr>
+      </w:pPr>
+      <w:r>
+        <w:rPr>
+          <w:rStyle w:val="VerbatimChar"/>
+        </w:rPr>
+        <w:t xml:space="preserve">POST /api/auth/register</w:t>
+      </w:r>
+      <w:r>
+        <w:t xml:space="preserve"> </w:t>
+      </w:r>
+      <w:r>
+        <w:t xml:space="preserve">— creates an</w:t>
+      </w:r>
+      <w:r>
+        <w:t xml:space="preserve"> </w:t>
+      </w:r>
+      <w:r>
+        <w:rPr>
+          <w:rStyle w:val="VerbatimChar"/>
+        </w:rPr>
+        <w:t xml:space="preserve">AppUser</w:t>
+      </w:r>
+      <w:r>
+        <w:t xml:space="preserve"> </w:t>
+      </w:r>
+      <w:r>
+        <w:t xml:space="preserve">from email + password; usernames are</w:t>
+      </w:r>
+      <w:r>
+        <w:t xml:space="preserve"> </w:t>
+      </w:r>
+      <w:r>
+        <w:t xml:space="preserve">auto-generated (</w:t>
+      </w:r>
+      <w:r>
+        <w:rPr>
+          <w:rStyle w:val="VerbatimChar"/>
+        </w:rPr>
+        <w:t xml:space="preserve">UsernameGenerator</w:t>
+      </w:r>
+      <w:r>
+        <w:t xml:space="preserve">) rather than chosen by the user; rejects duplicate</w:t>
+      </w:r>
+      <w:r>
+        <w:t xml:space="preserve"> </w:t>
+      </w:r>
+      <w:r>
+        <w:t xml:space="preserve">emails; returns a JWT.</w:t>
+      </w:r>
+    </w:p>
+    <w:p>
+      <w:pPr>
+        <w:pStyle w:val="Compact"/>
+        <w:numPr>
+          <w:ilvl w:val="0"/>
+          <w:numId w:val="1003"/>
+        </w:numPr>
+      </w:pPr>
+      <w:r>
+        <w:rPr>
+          <w:rStyle w:val="VerbatimChar"/>
+        </w:rPr>
+        <w:t xml:space="preserve">POST /api/auth/login</w:t>
+      </w:r>
+      <w:r>
+        <w:t xml:space="preserve"> </w:t>
+      </w:r>
+      <w:r>
+        <w:t xml:space="preserve">— accepts either email or username as the identifier, checks</w:t>
+      </w:r>
+      <w:r>
+        <w:t xml:space="preserve"> </w:t>
+      </w:r>
+      <w:r>
+        <w:t xml:space="preserve">password via Identity, returns a JWT.</w:t>
+      </w:r>
+    </w:p>
+    <w:p>
+      <w:pPr>
+        <w:pStyle w:val="Compact"/>
+        <w:numPr>
+          <w:ilvl w:val="0"/>
+          <w:numId w:val="1003"/>
+        </w:numPr>
+      </w:pPr>
+      <w:r>
+        <w:rPr>
+          <w:rStyle w:val="VerbatimChar"/>
+        </w:rPr>
+        <w:t xml:space="preserve">GET /api/auth/me</w:t>
+      </w:r>
+      <w:r>
+        <w:t xml:space="preserve"> </w:t>
+      </w:r>
+      <w:r>
+        <w:t xml:space="preserve">— returns the caller’s id/username/email from JWT claims.</w:t>
+      </w:r>
+    </w:p>
+    <w:p>
+      <w:pPr>
+        <w:pStyle w:val="Compact"/>
+        <w:numPr>
+          <w:ilvl w:val="0"/>
+          <w:numId w:val="1003"/>
+        </w:numPr>
+      </w:pPr>
+      <w:r>
+        <w:rPr>
+          <w:rStyle w:val="VerbatimChar"/>
+        </w:rPr>
+        <w:t xml:space="preserve">DELETE /api/auth/me</w:t>
+      </w:r>
+      <w:r>
+        <w:t xml:space="preserve"> </w:t>
+      </w:r>
+      <w:r>
+        <w:t xml:space="preserve">— deletes the signed-in user’s account. Blocked (409) if they still</w:t>
+      </w:r>
+      <w:r>
+        <w:t xml:space="preserve"> </w:t>
+      </w:r>
+      <w:r>
+        <w:t xml:space="preserve">own any group — group ownership must be transferred or the group deleted first.</w:t>
       </w:r>
     </w:p>
     <w:bookmarkEnd w:id="10"/>
-    <w:bookmarkStart w:id="11" w:name="week-04-environment-setup-architecture"/>
+    <w:bookmarkStart w:id="11" w:name="groups-groupscontroller"/>
     <w:p>
       <w:pPr>
         <w:pStyle w:val="Heading2"/>
       </w:pPr>
       <w:r>
-        <w:t xml:space="preserve">Week 04 — Environment Setup &amp; Architecture</w:t>
+        <w:t xml:space="preserve">Groups (</w:t>
+      </w:r>
+      <w:r>
+        <w:rPr>
+          <w:rStyle w:val="VerbatimChar"/>
+        </w:rPr>
+        <w:t xml:space="preserve">GroupsController</w:t>
+      </w:r>
+      <w:r>
+        <w:t xml:space="preserve">)</w:t>
+      </w:r>
+    </w:p>
+    <w:p>
+      <w:pPr>
+        <w:pStyle w:val="FirstParagraph"/>
+      </w:pPr>
+      <w:r>
+        <w:t xml:space="preserve">All endpoints require membership; mutating endpoints (rename, delete, add/remove member)</w:t>
+      </w:r>
+      <w:r>
+        <w:t xml:space="preserve"> </w:t>
+      </w:r>
+      <w:r>
+        <w:t xml:space="preserve">require the caller to be the group’s</w:t>
+      </w:r>
+      <w:r>
+        <w:t xml:space="preserve"> </w:t>
+      </w:r>
+      <w:r>
+        <w:rPr>
+          <w:b/>
+          <w:bCs/>
+        </w:rPr>
+        <w:t xml:space="preserve">creator</w:t>
+      </w:r>
+      <w:r>
+        <w:t xml:space="preserve">.</w:t>
       </w:r>
     </w:p>
     <w:p>
@@ -183,7 +510,16 @@
         </w:numPr>
       </w:pPr>
       <w:r>
-        <w:t xml:space="preserve">Created the GitHub repo and branching strategy (main/dev/feature).</w:t>
+        <w:rPr>
+          <w:rStyle w:val="VerbatimChar"/>
+        </w:rPr>
+        <w:t xml:space="preserve">POST /api/groups</w:t>
+      </w:r>
+      <w:r>
+        <w:t xml:space="preserve"> </w:t>
+      </w:r>
+      <w:r>
+        <w:t xml:space="preserve">— create a group; creator is auto-added as the first member.</w:t>
       </w:r>
     </w:p>
     <w:p>
@@ -195,7 +531,16 @@
         </w:numPr>
       </w:pPr>
       <w:r>
-        <w:t xml:space="preserve">Scaffolded the .NET Web API project (folder structure, base controllers).</w:t>
+        <w:rPr>
+          <w:rStyle w:val="VerbatimChar"/>
+        </w:rPr>
+        <w:t xml:space="preserve">GET /api/groups</w:t>
+      </w:r>
+      <w:r>
+        <w:t xml:space="preserve"> </w:t>
+      </w:r>
+      <w:r>
+        <w:t xml:space="preserve">— list groups the caller belongs to.</w:t>
       </w:r>
     </w:p>
     <w:p>
@@ -207,7 +552,16 @@
         </w:numPr>
       </w:pPr>
       <w:r>
-        <w:t xml:space="preserve">Scaffolded the React PWA (manifest.json, service worker skeleton).</w:t>
+        <w:rPr>
+          <w:rStyle w:val="VerbatimChar"/>
+        </w:rPr>
+        <w:t xml:space="preserve">PATCH /api/groups/{id}</w:t>
+      </w:r>
+      <w:r>
+        <w:t xml:space="preserve"> </w:t>
+      </w:r>
+      <w:r>
+        <w:t xml:space="preserve">— rename (creator only).</w:t>
       </w:r>
     </w:p>
     <w:p>
@@ -219,7 +573,16 @@
         </w:numPr>
       </w:pPr>
       <w:r>
-        <w:t xml:space="preserve">Created a Kinde account and obtained test client ID/secret.</w:t>
+        <w:rPr>
+          <w:rStyle w:val="VerbatimChar"/>
+        </w:rPr>
+        <w:t xml:space="preserve">DELETE /api/groups/{id}</w:t>
+      </w:r>
+      <w:r>
+        <w:t xml:space="preserve"> </w:t>
+      </w:r>
+      <w:r>
+        <w:t xml:space="preserve">— delete (creator only).</w:t>
       </w:r>
     </w:p>
     <w:p>
@@ -231,7 +594,16 @@
         </w:numPr>
       </w:pPr>
       <w:r>
-        <w:t xml:space="preserve">Drafted the ER diagram (users, groups, bills, payments).</w:t>
+        <w:rPr>
+          <w:rStyle w:val="VerbatimChar"/>
+        </w:rPr>
+        <w:t xml:space="preserve">POST /api/groups/{id}/members</w:t>
+      </w:r>
+      <w:r>
+        <w:t xml:space="preserve"> </w:t>
+      </w:r>
+      <w:r>
+        <w:t xml:space="preserve">— add a member by username (creator only).</w:t>
       </w:r>
     </w:p>
     <w:p>
@@ -243,7 +615,22 @@
         </w:numPr>
       </w:pPr>
       <w:r>
-        <w:t xml:space="preserve">Scaffolded the test project (xUnit/NUnit).</w:t>
+        <w:rPr>
+          <w:rStyle w:val="VerbatimChar"/>
+        </w:rPr>
+        <w:t xml:space="preserve">DELETE /api/groups/{id}/members/{username}</w:t>
+      </w:r>
+      <w:r>
+        <w:t xml:space="preserve"> </w:t>
+      </w:r>
+      <w:r>
+        <w:t xml:space="preserve">— remove a member (creator only; the creator</w:t>
+      </w:r>
+      <w:r>
+        <w:t xml:space="preserve"> </w:t>
+      </w:r>
+      <w:r>
+        <w:t xml:space="preserve">themself can’t be removed this way).</w:t>
       </w:r>
     </w:p>
     <w:p>
@@ -255,7 +642,16 @@
         </w:numPr>
       </w:pPr>
       <w:r>
-        <w:t xml:space="preserve">Documented DB naming conventions.</w:t>
+        <w:rPr>
+          <w:rStyle w:val="VerbatimChar"/>
+        </w:rPr>
+        <w:t xml:space="preserve">POST /api/groups/{id}/join</w:t>
+      </w:r>
+      <w:r>
+        <w:t xml:space="preserve"> </w:t>
+      </w:r>
+      <w:r>
+        <w:t xml:space="preserve">— self-join by group ID.</w:t>
       </w:r>
     </w:p>
     <w:p>
@@ -267,35 +663,35 @@
         </w:numPr>
       </w:pPr>
       <w:r>
-        <w:t xml:space="preserve">Finalised functional and non-functional requirements.</w:t>
-      </w:r>
-    </w:p>
-    <w:p>
-      <w:pPr>
-        <w:pStyle w:val="Compact"/>
-        <w:numPr>
-          <w:ilvl w:val="0"/>
-          <w:numId w:val="1004"/>
-        </w:numPr>
-      </w:pPr>
-      <w:r>
-        <w:t xml:space="preserve">Designed wireframes: onboarding, balance dashboard, bill setup, bill detail, payment</w:t>
-      </w:r>
-      <w:r>
-        <w:t xml:space="preserve"> </w:t>
-      </w:r>
-      <w:r>
-        <w:t xml:space="preserve">confirmation, notifications.</w:t>
+        <w:rPr>
+          <w:rStyle w:val="VerbatimChar"/>
+        </w:rPr>
+        <w:t xml:space="preserve">POST /api/groups/{id}/leave</w:t>
+      </w:r>
+      <w:r>
+        <w:t xml:space="preserve"> </w:t>
+      </w:r>
+      <w:r>
+        <w:t xml:space="preserve">— leave a group (creator can’t leave — must delete instead).</w:t>
       </w:r>
     </w:p>
     <w:bookmarkEnd w:id="11"/>
-    <w:bookmarkStart w:id="12" w:name="week-05-authentication-core-pages"/>
+    <w:bookmarkStart w:id="12" w:name="expenses-splitting-expensescontroller"/>
     <w:p>
       <w:pPr>
         <w:pStyle w:val="Heading2"/>
       </w:pPr>
       <w:r>
-        <w:t xml:space="preserve">Week 05 — Authentication &amp; Core Pages</w:t>
+        <w:t xml:space="preserve">Expenses &amp; Splitting (</w:t>
+      </w:r>
+      <w:r>
+        <w:rPr>
+          <w:rStyle w:val="VerbatimChar"/>
+        </w:rPr>
+        <w:t xml:space="preserve">ExpensesController</w:t>
+      </w:r>
+      <w:r>
+        <w:t xml:space="preserve">)</w:t>
       </w:r>
     </w:p>
     <w:p>
@@ -307,13 +703,16 @@
         </w:numPr>
       </w:pPr>
       <w:r>
-        <w:t xml:space="preserve">Built the authentication backend: ASP.NET Core Identity, JWT issuance, register/login by</w:t>
-      </w:r>
-      <w:r>
-        <w:t xml:space="preserve"> </w:t>
-      </w:r>
-      <w:r>
-        <w:t xml:space="preserve">email or username, EF Core + SQLite migration.</w:t>
+        <w:rPr>
+          <w:rStyle w:val="VerbatimChar"/>
+        </w:rPr>
+        <w:t xml:space="preserve">GET /api/groups/{groupId}/expenses</w:t>
+      </w:r>
+      <w:r>
+        <w:t xml:space="preserve"> </w:t>
+      </w:r>
+      <w:r>
+        <w:t xml:space="preserve">— list a group’s expenses (members only).</w:t>
       </w:r>
     </w:p>
     <w:p>
@@ -325,264 +724,108 @@
         </w:numPr>
       </w:pPr>
       <w:r>
-        <w:t xml:space="preserve">Built the homepage and profile pages in the React frontend.</w:t>
-      </w:r>
-    </w:p>
-    <w:p>
-      <w:pPr>
-        <w:pStyle w:val="Compact"/>
-        <w:numPr>
-          <w:ilvl w:val="0"/>
-          <w:numId w:val="1005"/>
-        </w:numPr>
-      </w:pPr>
-      <w:r>
-        <w:t xml:space="preserve">Updated wireframes in Figma.</w:t>
-      </w:r>
-    </w:p>
-    <w:p>
-      <w:pPr>
-        <w:pStyle w:val="Compact"/>
-        <w:numPr>
-          <w:ilvl w:val="0"/>
-          <w:numId w:val="1005"/>
-        </w:numPr>
-      </w:pPr>
-      <w:r>
-        <w:t xml:space="preserve">Created the layered architecture diagram and activity diagrams.</w:t>
-      </w:r>
-    </w:p>
-    <w:p>
-      <w:pPr>
-        <w:pStyle w:val="Compact"/>
-        <w:numPr>
-          <w:ilvl w:val="0"/>
-          <w:numId w:val="1005"/>
-        </w:numPr>
-      </w:pPr>
-      <w:r>
-        <w:t xml:space="preserve">Added frontend test cases for authentication and signup flows.</w:t>
-      </w:r>
-    </w:p>
-    <w:p>
-      <w:pPr>
-        <w:pStyle w:val="Compact"/>
-        <w:numPr>
-          <w:ilvl w:val="0"/>
-          <w:numId w:val="1005"/>
-        </w:numPr>
-      </w:pPr>
-      <w:r>
-        <w:t xml:space="preserve">Added e2e tests for the authentication page.</w:t>
-      </w:r>
-    </w:p>
-    <w:bookmarkEnd w:id="12"/>
-    <w:bookmarkStart w:id="13" w:name="week-06-groups"/>
-    <w:p>
-      <w:pPr>
-        <w:pStyle w:val="Heading2"/>
-      </w:pPr>
-      <w:r>
-        <w:t xml:space="preserve">Week 06 — Groups</w:t>
-      </w:r>
-    </w:p>
-    <w:p>
-      <w:pPr>
-        <w:pStyle w:val="Compact"/>
-        <w:numPr>
-          <w:ilvl w:val="0"/>
+        <w:rPr>
+          <w:rStyle w:val="VerbatimChar"/>
+        </w:rPr>
+        <w:t xml:space="preserve">POST /api/groups/{groupId}/expenses</w:t>
+      </w:r>
+      <w:r>
+        <w:t xml:space="preserve"> </w:t>
+      </w:r>
+      <w:r>
+        <w:t xml:space="preserve">— record an expense against one of three split</w:t>
+      </w:r>
+      <w:r>
+        <w:t xml:space="preserve"> </w:t>
+      </w:r>
+      <w:r>
+        <w:t xml:space="preserve">methods, validated server-side:</w:t>
+      </w:r>
+    </w:p>
+    <w:p>
+      <w:pPr>
+        <w:pStyle w:val="Compact"/>
+        <w:numPr>
+          <w:ilvl w:val="1"/>
           <w:numId w:val="1006"/>
         </w:numPr>
       </w:pPr>
       <w:r>
-        <w:t xml:space="preserve">Built the group feature backend:</w:t>
-      </w:r>
-      <w:r>
-        <w:t xml:space="preserve"> </w:t>
-      </w:r>
-      <w:r>
-        <w:rPr>
-          <w:rStyle w:val="VerbatimChar"/>
-        </w:rPr>
-        <w:t xml:space="preserve">Group</w:t>
-      </w:r>
-      <w:r>
-        <w:t xml:space="preserve"> </w:t>
-      </w:r>
-      <w:r>
-        <w:t xml:space="preserve">and</w:t>
-      </w:r>
-      <w:r>
-        <w:t xml:space="preserve"> </w:t>
-      </w:r>
-      <w:r>
-        <w:rPr>
-          <w:rStyle w:val="VerbatimChar"/>
-        </w:rPr>
-        <w:t xml:space="preserve">GroupMember</w:t>
-      </w:r>
-      <w:r>
-        <w:t xml:space="preserve"> </w:t>
-      </w:r>
-      <w:r>
-        <w:t xml:space="preserve">models,</w:t>
-      </w:r>
-      <w:r>
-        <w:t xml:space="preserve"> </w:t>
-      </w:r>
-      <w:r>
-        <w:rPr>
-          <w:rStyle w:val="VerbatimChar"/>
-        </w:rPr>
-        <w:t xml:space="preserve">GroupsController</w:t>
-      </w:r>
-      <w:r>
-        <w:t xml:space="preserve"> </w:t>
-      </w:r>
-      <w:r>
-        <w:t xml:space="preserve">(create/list/add-member/join-by-ID endpoints), migration applied to Supabase.</w:t>
-      </w:r>
-    </w:p>
-    <w:p>
-      <w:pPr>
-        <w:pStyle w:val="Compact"/>
-        <w:numPr>
-          <w:ilvl w:val="0"/>
+        <w:rPr>
+          <w:b/>
+          <w:bCs/>
+        </w:rPr>
+        <w:t xml:space="preserve">equal</w:t>
+      </w:r>
+      <w:r>
+        <w:t xml:space="preserve"> </w:t>
+      </w:r>
+      <w:r>
+        <w:t xml:space="preserve">— split evenly across selected members.</w:t>
+      </w:r>
+    </w:p>
+    <w:p>
+      <w:pPr>
+        <w:pStyle w:val="Compact"/>
+        <w:numPr>
+          <w:ilvl w:val="1"/>
           <w:numId w:val="1006"/>
         </w:numPr>
       </w:pPr>
       <w:r>
-        <w:t xml:space="preserve">Built the</w:t>
-      </w:r>
-      <w:r>
-        <w:t xml:space="preserve"> </w:t>
-      </w:r>
-      <w:r>
-        <w:rPr>
-          <w:rStyle w:val="VerbatimChar"/>
-        </w:rPr>
-        <w:t xml:space="preserve">GroupsPage</w:t>
-      </w:r>
-      <w:r>
-        <w:t xml:space="preserve"> </w:t>
-      </w:r>
-      <w:r>
-        <w:t xml:space="preserve">frontend: create/list/join groups, per-group add-member form, wired</w:t>
-      </w:r>
-      <w:r>
-        <w:t xml:space="preserve"> </w:t>
-      </w:r>
-      <w:r>
-        <w:t xml:space="preserve">to the real API.</w:t>
-      </w:r>
-    </w:p>
-    <w:p>
-      <w:pPr>
-        <w:pStyle w:val="Compact"/>
-        <w:numPr>
-          <w:ilvl w:val="0"/>
+        <w:rPr>
+          <w:b/>
+          <w:bCs/>
+        </w:rPr>
+        <w:t xml:space="preserve">unequal</w:t>
+      </w:r>
+      <w:r>
+        <w:t xml:space="preserve"> </w:t>
+      </w:r>
+      <w:r>
+        <w:t xml:space="preserve">— caller supplies each member’s exact amount; must sum to the total.</w:t>
+      </w:r>
+    </w:p>
+    <w:p>
+      <w:pPr>
+        <w:pStyle w:val="Compact"/>
+        <w:numPr>
+          <w:ilvl w:val="1"/>
           <w:numId w:val="1006"/>
         </w:numPr>
       </w:pPr>
       <w:r>
-        <w:t xml:space="preserve">Made the profile page reflect real account data.</w:t>
-      </w:r>
-    </w:p>
-    <w:p>
-      <w:pPr>
-        <w:pStyle w:val="Compact"/>
-        <w:numPr>
-          <w:ilvl w:val="0"/>
-          <w:numId w:val="1006"/>
-        </w:numPr>
-      </w:pPr>
-      <w:r>
-        <w:t xml:space="preserve">Built the homepage.</w:t>
-      </w:r>
-    </w:p>
-    <w:p>
-      <w:pPr>
-        <w:pStyle w:val="Compact"/>
-        <w:numPr>
-          <w:ilvl w:val="0"/>
-          <w:numId w:val="1006"/>
-        </w:numPr>
-      </w:pPr>
-      <w:r>
-        <w:t xml:space="preserve">Removed the unused</w:t>
-      </w:r>
-      <w:r>
-        <w:t xml:space="preserve"> </w:t>
-      </w:r>
-      <w:r>
-        <w:t xml:space="preserve">“Continue with Google”</w:t>
-      </w:r>
-      <w:r>
-        <w:t xml:space="preserve"> </w:t>
-      </w:r>
-      <w:r>
-        <w:t xml:space="preserve">sign-in stub from the authentication page.</w:t>
-      </w:r>
-    </w:p>
-    <w:p>
-      <w:pPr>
-        <w:pStyle w:val="Compact"/>
-        <w:numPr>
-          <w:ilvl w:val="0"/>
-          <w:numId w:val="1006"/>
-        </w:numPr>
-      </w:pPr>
-      <w:r>
-        <w:t xml:space="preserve">Added frontend test cases covering activity, expense, group members, group overview,</w:t>
-      </w:r>
-      <w:r>
-        <w:t xml:space="preserve"> </w:t>
-      </w:r>
-      <w:r>
-        <w:t xml:space="preserve">recurring expenses, settings, and settlements.</w:t>
-      </w:r>
-    </w:p>
-    <w:p>
-      <w:pPr>
-        <w:pStyle w:val="Compact"/>
-        <w:numPr>
-          <w:ilvl w:val="0"/>
-          <w:numId w:val="1006"/>
-        </w:numPr>
-      </w:pPr>
-      <w:r>
-        <w:t xml:space="preserve">Added backend unit/integration tests for</w:t>
-      </w:r>
-      <w:r>
-        <w:t xml:space="preserve"> </w:t>
-      </w:r>
-      <w:r>
-        <w:rPr>
-          <w:rStyle w:val="VerbatimChar"/>
-        </w:rPr>
-        <w:t xml:space="preserve">HealthController</w:t>
-      </w:r>
-      <w:r>
-        <w:t xml:space="preserve">/</w:t>
-      </w:r>
-      <w:r>
-        <w:rPr>
-          <w:rStyle w:val="VerbatimChar"/>
-        </w:rPr>
-        <w:t xml:space="preserve">HealthEndpoint</w:t>
-      </w:r>
-      <w:r>
-        <w:t xml:space="preserve">.</w:t>
-      </w:r>
-    </w:p>
-    <w:bookmarkEnd w:id="13"/>
-    <w:bookmarkStart w:id="14" w:name="Xb5506fcda4f82b81b3eea053b6cc5cde8344ecd"/>
-    <w:p>
-      <w:pPr>
-        <w:pStyle w:val="Heading2"/>
-      </w:pPr>
-      <w:r>
-        <w:t xml:space="preserve">Week 07 — Expenses, Settlement, Group Management</w:t>
+        <w:rPr>
+          <w:b/>
+          <w:bCs/>
+        </w:rPr>
+        <w:t xml:space="preserve">percentage</w:t>
+      </w:r>
+      <w:r>
+        <w:t xml:space="preserve"> </w:t>
+      </w:r>
+      <w:r>
+        <w:t xml:space="preserve">— caller supplies each member’s percentage; must sum to 100%.</w:t>
+      </w:r>
+    </w:p>
+    <w:p>
+      <w:pPr>
+        <w:pStyle w:val="FirstParagraph"/>
+      </w:pPr>
+      <w:r>
+        <w:t xml:space="preserve">Split math works in integer cents rather than decimals directly, specifically so shares</w:t>
+      </w:r>
+      <w:r>
+        <w:t xml:space="preserve"> </w:t>
+      </w:r>
+      <w:r>
+        <w:t xml:space="preserve">always sum back to the exact original amount:</w:t>
+      </w:r>
+      <w:r>
+        <w:t xml:space="preserve"> </w:t>
+      </w:r>
+      <w:r>
+        <w:t xml:space="preserve">-</w:t>
       </w:r>
       <w:r>
         <w:t xml:space="preserve"> </w:t>
@@ -592,7 +835,66 @@
           <w:i/>
           <w:iCs/>
         </w:rPr>
-        <w:t xml:space="preserve">(current)</w:t>
+        <w:t xml:space="preserve">Equal split:</w:t>
+      </w:r>
+      <w:r>
+        <w:t xml:space="preserve"> </w:t>
+      </w:r>
+      <w:r>
+        <w:t xml:space="preserve">total cents divided evenly, any leftover cent(s) go to the first members</w:t>
+      </w:r>
+      <w:r>
+        <w:t xml:space="preserve"> </w:t>
+      </w:r>
+      <w:r>
+        <w:t xml:space="preserve">in the list.</w:t>
+      </w:r>
+      <w:r>
+        <w:t xml:space="preserve"> </w:t>
+      </w:r>
+      <w:r>
+        <w:t xml:space="preserve">-</w:t>
+      </w:r>
+      <w:r>
+        <w:t xml:space="preserve"> </w:t>
+      </w:r>
+      <w:r>
+        <w:rPr>
+          <w:i/>
+          <w:iCs/>
+        </w:rPr>
+        <w:t xml:space="preserve">Percentage split:</w:t>
+      </w:r>
+      <w:r>
+        <w:t xml:space="preserve"> </w:t>
+      </w:r>
+      <w:r>
+        <w:t xml:space="preserve">largest-remainder method — floor each member’s proportional cents,</w:t>
+      </w:r>
+      <w:r>
+        <w:t xml:space="preserve"> </w:t>
+      </w:r>
+      <w:r>
+        <w:t xml:space="preserve">then hand out leftover cents to whichever member had the largest fractional remainder.</w:t>
+      </w:r>
+    </w:p>
+    <w:bookmarkEnd w:id="12"/>
+    <w:bookmarkStart w:id="13" w:name="X06d74d375abef993872475e97fbf9dd3ab29737"/>
+    <w:p>
+      <w:pPr>
+        <w:pStyle w:val="Heading2"/>
+      </w:pPr>
+      <w:r>
+        <w:t xml:space="preserve">Settlements &amp; Balances (</w:t>
+      </w:r>
+      <w:r>
+        <w:rPr>
+          <w:rStyle w:val="VerbatimChar"/>
+        </w:rPr>
+        <w:t xml:space="preserve">SettlementsController</w:t>
+      </w:r>
+      <w:r>
+        <w:t xml:space="preserve">)</w:t>
       </w:r>
     </w:p>
     <w:p>
@@ -604,7 +906,50 @@
         </w:numPr>
       </w:pPr>
       <w:r>
-        <w:t xml:space="preserve">Built expense-splitting backend logic: equal, unequal, and percentage split calculations.</w:t>
+        <w:rPr>
+          <w:rStyle w:val="VerbatimChar"/>
+        </w:rPr>
+        <w:t xml:space="preserve">GET /api/groups/{groupId}/balances</w:t>
+      </w:r>
+      <w:r>
+        <w:t xml:space="preserve"> </w:t>
+      </w:r>
+      <w:r>
+        <w:t xml:space="preserve">— computes the signed-in user’s net balance against</w:t>
+      </w:r>
+      <w:r>
+        <w:t xml:space="preserve"> </w:t>
+      </w:r>
+      <w:r>
+        <w:t xml:space="preserve">every other member they share a debt with (who-owes-whom), by walking all expense shares</w:t>
+      </w:r>
+      <w:r>
+        <w:t xml:space="preserve"> </w:t>
+      </w:r>
+      <w:r>
+        <w:t xml:space="preserve">and recorded settlements. Balances between two</w:t>
+      </w:r>
+      <w:r>
+        <w:t xml:space="preserve"> </w:t>
+      </w:r>
+      <w:r>
+        <w:rPr>
+          <w:i/>
+          <w:iCs/>
+        </w:rPr>
+        <w:t xml:space="preserve">other</w:t>
+      </w:r>
+      <w:r>
+        <w:t xml:space="preserve"> </w:t>
+      </w:r>
+      <w:r>
+        <w:t xml:space="preserve">members are deliberately excluded —</w:t>
+      </w:r>
+      <w:r>
+        <w:t xml:space="preserve"> </w:t>
+      </w:r>
+      <w:r>
+        <w:t xml:space="preserve">only the caller’s own pairwise balances are returned.</w:t>
       </w:r>
     </w:p>
     <w:p>
@@ -616,7 +961,16 @@
         </w:numPr>
       </w:pPr>
       <w:r>
-        <w:t xml:space="preserve">Built settle-up balances backend logic.</w:t>
+        <w:rPr>
+          <w:rStyle w:val="VerbatimChar"/>
+        </w:rPr>
+        <w:t xml:space="preserve">GET /api/groups/{groupId}/settlements</w:t>
+      </w:r>
+      <w:r>
+        <w:t xml:space="preserve"> </w:t>
+      </w:r>
+      <w:r>
+        <w:t xml:space="preserve">— list recorded settlements for a group.</w:t>
       </w:r>
     </w:p>
     <w:p>
@@ -628,105 +982,345 @@
         </w:numPr>
       </w:pPr>
       <w:r>
-        <w:t xml:space="preserve">Built group management: rename, delete, leave group, kick out members.</w:t>
-      </w:r>
-    </w:p>
-    <w:p>
-      <w:pPr>
-        <w:pStyle w:val="Compact"/>
-        <w:numPr>
-          <w:ilvl w:val="0"/>
-          <w:numId w:val="1007"/>
-        </w:numPr>
-      </w:pPr>
-      <w:r>
-        <w:t xml:space="preserve">Built account deletion.</w:t>
-      </w:r>
-    </w:p>
-    <w:p>
-      <w:pPr>
-        <w:pStyle w:val="Compact"/>
-        <w:numPr>
-          <w:ilvl w:val="0"/>
-          <w:numId w:val="1007"/>
-        </w:numPr>
-      </w:pPr>
-      <w:r>
-        <w:t xml:space="preserve">Wired the expense/split and settle-up frontend UI to the new API endpoints.</w:t>
-      </w:r>
-    </w:p>
-    <w:p>
-      <w:pPr>
-        <w:pStyle w:val="Compact"/>
-        <w:numPr>
-          <w:ilvl w:val="0"/>
-          <w:numId w:val="1007"/>
-        </w:numPr>
-      </w:pPr>
-      <w:r>
-        <w:t xml:space="preserve">UI polish pass across group and expense screens.</w:t>
+        <w:rPr>
+          <w:rStyle w:val="VerbatimChar"/>
+        </w:rPr>
+        <w:t xml:space="preserve">POST /api/groups/{groupId}/settlements</w:t>
+      </w:r>
+      <w:r>
+        <w:t xml:space="preserve"> </w:t>
+      </w:r>
+      <w:r>
+        <w:t xml:space="preserve">— record a payment between the caller and another</w:t>
+      </w:r>
+      <w:r>
+        <w:t xml:space="preserve"> </w:t>
+      </w:r>
+      <w:r>
+        <w:t xml:space="preserve">member (</w:t>
+      </w:r>
+      <w:r>
+        <w:rPr>
+          <w:rStyle w:val="VerbatimChar"/>
+        </w:rPr>
+        <w:t xml:space="preserve">IPaid</w:t>
+      </w:r>
+      <w:r>
+        <w:t xml:space="preserve"> </w:t>
+      </w:r>
+      <w:r>
+        <w:t xml:space="preserve">flag determines direction), which then reduces the computed balance.</w:t>
+      </w:r>
+    </w:p>
+    <w:bookmarkEnd w:id="13"/>
+    <w:bookmarkStart w:id="14" w:name="frontend-pages-clientsrcpages"/>
+    <w:p>
+      <w:pPr>
+        <w:pStyle w:val="Heading2"/>
+      </w:pPr>
+      <w:r>
+        <w:t xml:space="preserve">Frontend Pages (</w:t>
+      </w:r>
+      <w:r>
+        <w:rPr>
+          <w:rStyle w:val="VerbatimChar"/>
+        </w:rPr>
+        <w:t xml:space="preserve">client/src/pages</w:t>
+      </w:r>
+      <w:r>
+        <w:t xml:space="preserve">)</w:t>
+      </w:r>
+    </w:p>
+    <w:p>
+      <w:pPr>
+        <w:pStyle w:val="Compact"/>
+        <w:numPr>
+          <w:ilvl w:val="0"/>
+          <w:numId w:val="1008"/>
+        </w:numPr>
+      </w:pPr>
+      <w:r>
+        <w:rPr>
+          <w:rStyle w:val="VerbatimChar"/>
+        </w:rPr>
+        <w:t xml:space="preserve">LandingPage</w:t>
+      </w:r>
+      <w:r>
+        <w:t xml:space="preserve"> </w:t>
+      </w:r>
+      <w:r>
+        <w:t xml:space="preserve">— unauthenticated entry point.</w:t>
+      </w:r>
+    </w:p>
+    <w:p>
+      <w:pPr>
+        <w:pStyle w:val="Compact"/>
+        <w:numPr>
+          <w:ilvl w:val="0"/>
+          <w:numId w:val="1008"/>
+        </w:numPr>
+      </w:pPr>
+      <w:r>
+        <w:rPr>
+          <w:rStyle w:val="VerbatimChar"/>
+        </w:rPr>
+        <w:t xml:space="preserve">AuthenticationPage</w:t>
+      </w:r>
+      <w:r>
+        <w:t xml:space="preserve"> </w:t>
+      </w:r>
+      <w:r>
+        <w:t xml:space="preserve">— login/register (a</w:t>
+      </w:r>
+      <w:r>
+        <w:t xml:space="preserve"> </w:t>
+      </w:r>
+      <w:r>
+        <w:t xml:space="preserve">“Continue with Google”</w:t>
+      </w:r>
+      <w:r>
+        <w:t xml:space="preserve"> </w:t>
+      </w:r>
+      <w:r>
+        <w:t xml:space="preserve">stub was built then</w:t>
+      </w:r>
+      <w:r>
+        <w:t xml:space="preserve"> </w:t>
+      </w:r>
+      <w:r>
+        <w:t xml:space="preserve">removed — see Known Gaps).</w:t>
+      </w:r>
+    </w:p>
+    <w:p>
+      <w:pPr>
+        <w:pStyle w:val="Compact"/>
+        <w:numPr>
+          <w:ilvl w:val="0"/>
+          <w:numId w:val="1008"/>
+        </w:numPr>
+      </w:pPr>
+      <w:r>
+        <w:rPr>
+          <w:rStyle w:val="VerbatimChar"/>
+        </w:rPr>
+        <w:t xml:space="preserve">HomePage</w:t>
+      </w:r>
+      <w:r>
+        <w:t xml:space="preserve"> </w:t>
+      </w:r>
+      <w:r>
+        <w:t xml:space="preserve">— signed-in landing page.</w:t>
+      </w:r>
+    </w:p>
+    <w:p>
+      <w:pPr>
+        <w:pStyle w:val="Compact"/>
+        <w:numPr>
+          <w:ilvl w:val="0"/>
+          <w:numId w:val="1008"/>
+        </w:numPr>
+      </w:pPr>
+      <w:r>
+        <w:rPr>
+          <w:rStyle w:val="VerbatimChar"/>
+        </w:rPr>
+        <w:t xml:space="preserve">ProfilePage</w:t>
+      </w:r>
+      <w:r>
+        <w:t xml:space="preserve"> </w:t>
+      </w:r>
+      <w:r>
+        <w:t xml:space="preserve">— reflects the signed-in user’s real account data.</w:t>
+      </w:r>
+    </w:p>
+    <w:p>
+      <w:pPr>
+        <w:pStyle w:val="Compact"/>
+        <w:numPr>
+          <w:ilvl w:val="0"/>
+          <w:numId w:val="1008"/>
+        </w:numPr>
+      </w:pPr>
+      <w:r>
+        <w:rPr>
+          <w:rStyle w:val="VerbatimChar"/>
+        </w:rPr>
+        <w:t xml:space="preserve">GroupsPage</w:t>
+      </w:r>
+      <w:r>
+        <w:t xml:space="preserve"> </w:t>
+      </w:r>
+      <w:r>
+        <w:t xml:space="preserve">— create/list/join groups, per-group add-member form, wired to the live API</w:t>
+      </w:r>
+      <w:r>
+        <w:t xml:space="preserve"> </w:t>
+      </w:r>
+      <w:r>
+        <w:t xml:space="preserve">(expenses/settlements UI is wired to the endpoints above but not yet a separate page file</w:t>
+      </w:r>
+      <w:r>
+        <w:t xml:space="preserve"> </w:t>
+      </w:r>
+      <w:r>
+        <w:t xml:space="preserve">at time of writing).</w:t>
       </w:r>
     </w:p>
     <w:bookmarkEnd w:id="14"/>
-    <w:bookmarkStart w:id="15" w:name="not-yet-done-open-on-trello"/>
+    <w:bookmarkStart w:id="15" w:name="testing"/>
     <w:p>
       <w:pPr>
         <w:pStyle w:val="Heading2"/>
       </w:pPr>
       <w:r>
-        <w:t xml:space="preserve">Not Yet Done (open on Trello)</w:t>
-      </w:r>
-    </w:p>
-    <w:p>
-      <w:pPr>
-        <w:pStyle w:val="Compact"/>
-        <w:numPr>
-          <w:ilvl w:val="0"/>
-          <w:numId w:val="1008"/>
-        </w:numPr>
-      </w:pPr>
-      <w:r>
-        <w:t xml:space="preserve">Google OAuth — still a stub; real integration not wired up (Review/Blocked).</w:t>
-      </w:r>
-    </w:p>
-    <w:p>
-      <w:pPr>
-        <w:pStyle w:val="Compact"/>
-        <w:numPr>
-          <w:ilvl w:val="0"/>
-          <w:numId w:val="1008"/>
-        </w:numPr>
-      </w:pPr>
-      <w:r>
-        <w:t xml:space="preserve">Test plan draft and Cypress integration (Review/Blocked).</w:t>
-      </w:r>
-    </w:p>
-    <w:p>
-      <w:pPr>
-        <w:pStyle w:val="Compact"/>
-        <w:numPr>
-          <w:ilvl w:val="0"/>
-          <w:numId w:val="1008"/>
-        </w:numPr>
-      </w:pPr>
-      <w:r>
-        <w:t xml:space="preserve">Chatbot scope confirmation (Review/Blocked).</w:t>
-      </w:r>
-    </w:p>
-    <w:p>
-      <w:pPr>
-        <w:pStyle w:val="Compact"/>
-        <w:numPr>
-          <w:ilvl w:val="0"/>
-          <w:numId w:val="1008"/>
-        </w:numPr>
-      </w:pPr>
-      <w:r>
-        <w:t xml:space="preserve">No live deployment/staging environment set up yet.</w:t>
+        <w:t xml:space="preserve">Testing</w:t>
+      </w:r>
+    </w:p>
+    <w:p>
+      <w:pPr>
+        <w:pStyle w:val="Compact"/>
+        <w:numPr>
+          <w:ilvl w:val="0"/>
+          <w:numId w:val="1009"/>
+        </w:numPr>
+      </w:pPr>
+      <w:r>
+        <w:t xml:space="preserve">Backend: unit/integration tests for</w:t>
+      </w:r>
+      <w:r>
+        <w:t xml:space="preserve"> </w:t>
+      </w:r>
+      <w:r>
+        <w:rPr>
+          <w:rStyle w:val="VerbatimChar"/>
+        </w:rPr>
+        <w:t xml:space="preserve">HealthController</w:t>
+      </w:r>
+      <w:r>
+        <w:t xml:space="preserve">/</w:t>
+      </w:r>
+      <w:r>
+        <w:rPr>
+          <w:rStyle w:val="VerbatimChar"/>
+        </w:rPr>
+        <w:t xml:space="preserve">HealthEndpoint</w:t>
+      </w:r>
+      <w:r>
+        <w:t xml:space="preserve">.</w:t>
+      </w:r>
+    </w:p>
+    <w:p>
+      <w:pPr>
+        <w:pStyle w:val="Compact"/>
+        <w:numPr>
+          <w:ilvl w:val="0"/>
+          <w:numId w:val="1009"/>
+        </w:numPr>
+      </w:pPr>
+      <w:r>
+        <w:t xml:space="preserve">Frontend: test cases covering authentication, signup, groups (members/overview), activity,</w:t>
+      </w:r>
+      <w:r>
+        <w:t xml:space="preserve"> </w:t>
+      </w:r>
+      <w:r>
+        <w:t xml:space="preserve">expenses, recurring expenses, settings, and settlements; e2e coverage for the authentication</w:t>
+      </w:r>
+      <w:r>
+        <w:t xml:space="preserve"> </w:t>
+      </w:r>
+      <w:r>
+        <w:t xml:space="preserve">page.</w:t>
+      </w:r>
+    </w:p>
+    <w:p>
+      <w:pPr>
+        <w:pStyle w:val="Compact"/>
+        <w:numPr>
+          <w:ilvl w:val="0"/>
+          <w:numId w:val="1009"/>
+        </w:numPr>
+      </w:pPr>
+      <w:r>
+        <w:rPr>
+          <w:b/>
+          <w:bCs/>
+        </w:rPr>
+        <w:t xml:space="preserve">Gap:</w:t>
+      </w:r>
+      <w:r>
+        <w:t xml:space="preserve"> </w:t>
+      </w:r>
+      <w:r>
+        <w:t xml:space="preserve">no backend unit tests yet for the expense-splitting or balance-calculation logic</w:t>
+      </w:r>
+      <w:r>
+        <w:t xml:space="preserve"> </w:t>
+      </w:r>
+      <w:r>
+        <w:t xml:space="preserve">above — this is the highest-risk code (money math) and should be prioritised next.</w:t>
       </w:r>
     </w:p>
     <w:bookmarkEnd w:id="15"/>
+    <w:bookmarkStart w:id="16" w:name="known-gaps-not-yet-built"/>
+    <w:p>
+      <w:pPr>
+        <w:pStyle w:val="Heading2"/>
+      </w:pPr>
+      <w:r>
+        <w:t xml:space="preserve">Known Gaps / Not Yet Built</w:t>
+      </w:r>
+    </w:p>
+    <w:p>
+      <w:pPr>
+        <w:pStyle w:val="Compact"/>
+        <w:numPr>
+          <w:ilvl w:val="0"/>
+          <w:numId w:val="1010"/>
+        </w:numPr>
+      </w:pPr>
+      <w:r>
+        <w:t xml:space="preserve">Google OAuth is a stub only — not wired to a real provider.</w:t>
+      </w:r>
+    </w:p>
+    <w:p>
+      <w:pPr>
+        <w:pStyle w:val="Compact"/>
+        <w:numPr>
+          <w:ilvl w:val="0"/>
+          <w:numId w:val="1010"/>
+        </w:numPr>
+      </w:pPr>
+      <w:r>
+        <w:t xml:space="preserve">No staging/production deployment exists yet.</w:t>
+      </w:r>
+    </w:p>
+    <w:p>
+      <w:pPr>
+        <w:pStyle w:val="Compact"/>
+        <w:numPr>
+          <w:ilvl w:val="0"/>
+          <w:numId w:val="1010"/>
+        </w:numPr>
+      </w:pPr>
+      <w:r>
+        <w:t xml:space="preserve">Chatbot feature scope is still unconfirmed with the team.</w:t>
+      </w:r>
+    </w:p>
+    <w:p>
+      <w:pPr>
+        <w:pStyle w:val="Compact"/>
+        <w:numPr>
+          <w:ilvl w:val="0"/>
+          <w:numId w:val="1010"/>
+        </w:numPr>
+      </w:pPr>
+      <w:r>
+        <w:t xml:space="preserve">Backend test coverage doesn’t yet reach expense/settlement logic (see Testing above).</w:t>
+      </w:r>
+    </w:p>
     <w:bookmarkEnd w:id="16"/>
+    <w:bookmarkEnd w:id="17"/>
     <w:sectPr>
       <w:footnotePr>
         <w:numRestart w:val="eachSect"/>
@@ -965,6 +1559,12 @@
     <w:abstractNumId w:val="991"/>
   </w:num>
   <w:num w:numId="1008">
+    <w:abstractNumId w:val="991"/>
+  </w:num>
+  <w:num w:numId="1009">
+    <w:abstractNumId w:val="991"/>
+  </w:num>
+  <w:num w:numId="1010">
     <w:abstractNumId w:val="991"/>
   </w:num>
 </w:numbering>
